--- a/CYBER360-Ex-9.2-Authoring-Modules.docx
+++ b/CYBER360-Ex-9.2-Authoring-Modules.docx
@@ -838,14 +838,65 @@
           <w:sz w:val="22"/>
           <w:szCs w:val="22"/>
         </w:rPr>
-        <w:t xml:space="preserve">Get-WebFile </w:t>
-      </w:r>
-      <w:r>
-        <w:rPr>
-          <w:sz w:val="22"/>
-          <w:szCs w:val="22"/>
-        </w:rPr>
-        <w:t>cit2.cit.byui.edu/as/psfiles.zip</w:t>
+        <w:t>Get-</w:t>
+      </w:r>
+      <w:proofErr w:type="spellStart"/>
+      <w:r>
+        <w:rPr>
+          <w:sz w:val="22"/>
+          <w:szCs w:val="22"/>
+        </w:rPr>
+        <w:t>WebFile</w:t>
+      </w:r>
+      <w:proofErr w:type="spellEnd"/>
+      <w:r>
+        <w:rPr>
+          <w:sz w:val="22"/>
+          <w:szCs w:val="22"/>
+        </w:rPr>
+        <w:t xml:space="preserve"> </w:t>
+      </w:r>
+      <w:r>
+        <w:rPr>
+          <w:sz w:val="22"/>
+          <w:szCs w:val="22"/>
+        </w:rPr>
+        <w:t>byui-cyber360</w:t>
+      </w:r>
+      <w:r>
+        <w:rPr>
+          <w:sz w:val="22"/>
+          <w:szCs w:val="22"/>
+        </w:rPr>
+        <w:t>.</w:t>
+      </w:r>
+      <w:r>
+        <w:rPr>
+          <w:sz w:val="22"/>
+          <w:szCs w:val="22"/>
+        </w:rPr>
+        <w:t>github.io</w:t>
+      </w:r>
+      <w:r>
+        <w:rPr>
+          <w:sz w:val="22"/>
+          <w:szCs w:val="22"/>
+        </w:rPr>
+        <w:t>/</w:t>
+      </w:r>
+      <w:r>
+        <w:rPr>
+          <w:sz w:val="22"/>
+          <w:szCs w:val="22"/>
+        </w:rPr>
+        <w:t>content</w:t>
+      </w:r>
+      <w:r>
+        <w:rPr>
+          <w:sz w:val="22"/>
+          <w:szCs w:val="22"/>
+        </w:rPr>
+        <w:t>/psfiles.zip</w:t>
       </w:r>
       <w:r>
         <w:rPr>
@@ -1598,18 +1649,8 @@
           <w:sz w:val="22"/>
           <w:szCs w:val="22"/>
         </w:rPr>
-        <w:t xml:space="preserve">Get-Module -Name </w:t>
-      </w:r>
-      <w:proofErr w:type="spellStart"/>
-      <w:r>
-        <w:rPr>
-          <w:rStyle w:val="CommandChar"/>
-          <w:sz w:val="22"/>
-          <w:szCs w:val="22"/>
-        </w:rPr>
-        <w:t>MyUtilities</w:t>
-      </w:r>
-      <w:proofErr w:type="spellEnd"/>
+        <w:t>Get-Module -Name MyUtilities</w:t>
+      </w:r>
       <w:r>
         <w:rPr>
           <w:rStyle w:val="CommandChar"/>
@@ -1659,7 +1700,6 @@
         </w:rPr>
         <w:t xml:space="preserve">’s the value of the </w:t>
       </w:r>
-      <w:proofErr w:type="spellStart"/>
       <w:r>
         <w:rPr>
           <w:b/>
@@ -1687,7 +1727,6 @@
         </w:rPr>
         <w:t>s</w:t>
       </w:r>
-      <w:proofErr w:type="spellEnd"/>
       <w:r>
         <w:rPr>
           <w:sz w:val="22"/>
@@ -2724,7 +2763,7 @@
         <w:sz w:val="16"/>
         <w:szCs w:val="18"/>
       </w:rPr>
-      <w:t>2025</w:t>
+      <w:t>2026</w:t>
     </w:r>
     <w:r>
       <w:rPr>
@@ -8607,6 +8646,7 @@
     <w:rsid w:val="004E7D5B"/>
     <w:rsid w:val="004F5332"/>
     <w:rsid w:val="004F686F"/>
+    <w:rsid w:val="0057466B"/>
     <w:rsid w:val="005E588A"/>
     <w:rsid w:val="005F1699"/>
     <w:rsid w:val="00623C03"/>
@@ -8640,6 +8680,7 @@
     <w:rsid w:val="00BB6AAA"/>
     <w:rsid w:val="00BD6F63"/>
     <w:rsid w:val="00BF31B0"/>
+    <w:rsid w:val="00BF3B33"/>
     <w:rsid w:val="00C40C05"/>
     <w:rsid w:val="00C428B3"/>
     <w:rsid w:val="00C84655"/>
